--- a/documentation/word/05_Технічний_довідник.docx
+++ b/documentation/word/05_Технічний_довідник.docx
@@ -29420,6 +29420,53 @@
         <w:t>Для документованого commit backend і frontend unit tests, typecheck та production build пройдено. Браузерний E2E потребує встановленого Playwright Chromium. API E2E create-edit-move сценарій потребує окремої діагностики на кроці move; це має лишатися видимим release risk до успішного повторного прогону.</w:t>
       </w:r>
     </w:p>
+    <w:p>
+      <w:pPr>
+        <w:pStyle w:val="1"/>
+      </w:pPr>
+      <w:r>
+        <w:t>Технічна реалізація груп скоупу</w:t>
+      </w:r>
+    </w:p>
+    <w:p>
+      <w:pPr>
+        <w:pStyle w:val="21"/>
+      </w:pPr>
+      <w:r>
+        <w:t>Схема й API</w:t>
+      </w:r>
+    </w:p>
+    <w:p>
+      <w:r>
+        <w:t>Таблиця scope_groups має зв’язок із quarter_cards, унікальні пари quarter_card_id/lineage_id та quarter_card_id/title. У scope_items додано nullable scope_group_id і обов’язковий sort_order. QuarterCard API повертає scope_groups[] та group_id/sort_order для кожного елемента scope[].</w:t>
+      </w:r>
+    </w:p>
+    <w:p>
+      <w:pPr>
+        <w:pStyle w:val="21"/>
+      </w:pPr>
+      <w:r>
+        <w:t>Міграція та deployment</w:t>
+      </w:r>
+    </w:p>
+    <w:p>
+      <w:r>
+        <w:t>Міграція 20260918120000_add_scope_groups_and_ordering заповнює sort_order через ROW_NUMBER за created_at та id і перевіряє збереження кількості, ID завдань та зв’язків виконавців. При помилці виконується rollback. Перед production deployment потрібна резервна копія БД.</w:t>
+      </w:r>
+    </w:p>
+    <w:p>
+      <w:pPr>
+        <w:pStyle w:val="21"/>
+      </w:pPr>
+      <w:r>
+        <w:t>Відображення та експорт</w:t>
+      </w:r>
+    </w:p>
+    <w:p>
+      <w:r>
+        <w:t>Спільний frontend helper формує блоки, ієрархічні номери та похідний колір заголовка для модалки, grid і таблиці. Excel builder зберігає ієрархію. AI JSON не отримує назви груп, тексти або ID завдань і містить лише агреговані показники скоупу.</w:t>
+      </w:r>
+    </w:p>
     <w:sectPr>
       <w:headerReference w:type="default" r:id="rId8"/>
       <w:footerReference w:type="default" r:id="rId9"/>
